--- a/rapports/2026-06-06/EQ19/EQ19_enq3_v2/DR_131201030006/31-17-70-80.docx
+++ b/rapports/2026-06-06/EQ19/EQ19_enq3_v2/DR_131201030006/31-17-70-80.docx
@@ -297,7 +297,7 @@
           <w:color w:val="1F6FEB"/>
           <w:sz w:val="22"/>
         </w:rPr>
-        <w:t>⚠ INCOHÉRENCES À CORRIGER (98)</w:t>
+        <w:t>⚠ INCOHÉRENCES À CORRIGER (93)</w:t>
       </w:r>
     </w:p>
     <w:tbl>
@@ -845,7 +845,7 @@
                 <w:i w:val="0"/>
                 <w:sz w:val="17"/>
               </w:rPr>
-              <w:t>Incohérence!!! seulement les écoles privées paient les frais de scolarité (y compris les frais d'inscription).</w:t>
+              <w:t>Incoherent!!! Mamadou Coulibaly n'a pas fréquenté l'école au cours de l'année scolaire 2024/2025 mais a déclaré .a comme dernière année à laquelle il/elle a fréquenté l'école.</w:t>
             </w:r>
           </w:p>
         </w:tc>
@@ -904,7 +904,7 @@
                 <w:color w:val="16A34A"/>
                 <w:sz w:val="16"/>
               </w:rPr>
-              <w:t>s01q32, s01q36, s01q38, s04q37_modif, s02q33, s02q34, s01q00b</w:t>
+              <w:t>—</w:t>
             </w:r>
           </w:p>
         </w:tc>
@@ -935,7 +935,7 @@
                 <w:i w:val="0"/>
                 <w:sz w:val="17"/>
               </w:rPr>
-              <w:t>Peu probable!!! Vu l'âge (15 ans) de Alpha Omar Diallo ou l'année à laquelle Alpha Omar Diallo a fréquenté l'école pour la dernière fois (.) le dernier diplome de Alpha Omar Diallo ne peut être le Certificat d'études primaires (CEP), prière de corriger cette incohérence ou confirmer avec le QG.</w:t>
+              <w:t>Incohérence ! Karime Coulibaly est âgé de 11 ans et fréquente 1ére année de Secondaire 1 (Moyen) Général , tandis qu'il a débuté l'école à l'âge de 6 ans.</w:t>
             </w:r>
           </w:p>
         </w:tc>
@@ -994,7 +994,7 @@
                 <w:color w:val="16A34A"/>
                 <w:sz w:val="16"/>
               </w:rPr>
-              <w:t>s01q32, s01q36, s01q38, s04q37_modif, s02q33, s02q34, s01q00b</w:t>
+              <w:t>s02q15, s02q08</w:t>
             </w:r>
           </w:p>
         </w:tc>
@@ -1025,7 +1025,7 @@
                 <w:i w:val="0"/>
                 <w:sz w:val="17"/>
               </w:rPr>
-              <w:t>Peu probable!!! Vu l'âge (13 ans) de Aïssatou Cissokho ou l'année à laquelle Aïssatou Cissokho a fréquenté l'école pour la dernière fois (.) le dernier diplome de Aïssatou Cissokho ne peut être le Certificat d'études primaires (CEP), prière de corriger cette incohérence ou confirmer avec le QG.</w:t>
+              <w:t>Veuillez vérifier les informations renseignées aux questions s02q15, s02q08 ainsi que l'âge de l'individu, et corriger l'incohérence.</w:t>
             </w:r>
           </w:p>
         </w:tc>
@@ -1084,7 +1084,7 @@
                 <w:color w:val="16A34A"/>
                 <w:sz w:val="16"/>
               </w:rPr>
-              <w:t>—</w:t>
+              <w:t>s01q32, s01q36, s01q38, s04q37_modif, s02q33, s02q34, s01q00b</w:t>
             </w:r>
           </w:p>
         </w:tc>
@@ -1115,7 +1115,7 @@
                 <w:i w:val="0"/>
                 <w:sz w:val="17"/>
               </w:rPr>
-              <w:t>Incohérence ! Karime Coulibaly est âgé de 11 ans et fréquente 1ére année de Secondaire 1 (Moyen) Général , tandis qu'il a débuté l'école à l'âge de 6 ans.</w:t>
+              <w:t>Peu probable!!! Vu l'âge (11 ans) de Karime Coulibaly ou l'année à laquelle Karime Coulibaly a fréquenté l'école pour la dernière fois (.) le dernier diplome de Karime Coulibaly ne peut être le Certificat d'études primaires (CEP), prière de corriger cette incohérence ou confirmer avec le QG.</w:t>
             </w:r>
           </w:p>
         </w:tc>
@@ -1174,7 +1174,7 @@
                 <w:color w:val="16A34A"/>
                 <w:sz w:val="16"/>
               </w:rPr>
-              <w:t>s02q15, s02q08</w:t>
+              <w:t>s01q32, s01q36, s01q38, s04q37_modif, s02q33, s02q34, s01q00b</w:t>
             </w:r>
           </w:p>
         </w:tc>
@@ -1205,7 +1205,7 @@
                 <w:i w:val="0"/>
                 <w:sz w:val="17"/>
               </w:rPr>
-              <w:t>Veuillez vérifier les informations renseignées aux questions s02q15, s02q08 ainsi que l'âge de l'individu, et corriger l'incohérence.</w:t>
+              <w:t>Peu probable!!! Vu l'âge (13 ans) de Aïssatou Cissokho ou l'année à laquelle Aïssatou Cissokho a fréquenté l'école pour la dernière fois (.) le dernier diplome de Aïssatou Cissokho ne peut être le Certificat d'études primaires (CEP), prière de corriger cette incohérence ou confirmer avec le QG.</w:t>
             </w:r>
           </w:p>
         </w:tc>
@@ -1295,7 +1295,7 @@
                 <w:i w:val="0"/>
                 <w:sz w:val="17"/>
               </w:rPr>
-              <w:t>Peu probable!!! Vu l'âge (11 ans) de Karime Coulibaly ou l'année à laquelle Karime Coulibaly a fréquenté l'école pour la dernière fois (.) le dernier diplome de Karime Coulibaly ne peut être le Certificat d'études primaires (CEP), prière de corriger cette incohérence ou confirmer avec le QG.</w:t>
+              <w:t>Peu probable!!! Vu l'âge (15 ans) de Alpha Omar Diallo ou l'année à laquelle Alpha Omar Diallo a fréquenté l'école pour la dernière fois (.) le dernier diplome de Alpha Omar Diallo ne peut être le Certificat d'études primaires (CEP), prière de corriger cette incohérence ou confirmer avec le QG.</w:t>
             </w:r>
           </w:p>
         </w:tc>
@@ -1328,7 +1328,7 @@
                 <w:i w:val="0"/>
                 <w:sz w:val="16"/>
               </w:rPr>
-              <w:t>S02</w:t>
+              <w:t>S04</w:t>
               <w:br/>
             </w:r>
             <w:r>
@@ -1338,7 +1338,7 @@
                 <w:color w:val="64748B"/>
                 <w:sz w:val="14"/>
               </w:rPr>
-              <w:t>Éducation</w:t>
+              <w:t>Emploi</w:t>
             </w:r>
           </w:p>
         </w:tc>
@@ -1354,7 +1354,7 @@
                 <w:color w:val="16A34A"/>
                 <w:sz w:val="16"/>
               </w:rPr>
-              <w:t>—</w:t>
+              <w:t>s00q27, s01q00a, s01q12, s01q13, s02q04, s03q11, s03q12, s01q01</w:t>
             </w:r>
           </w:p>
         </w:tc>
@@ -1385,7 +1385,7 @@
                 <w:i w:val="0"/>
                 <w:sz w:val="17"/>
               </w:rPr>
-              <w:t>Incoherent!!! Mamadou Coulibaly n'a pas fréquenté l'école au cours de l'année scolaire 2024/2025 mais a déclaré .a comme dernière année à laquelle il/elle a fréquenté l'école.</w:t>
+              <w:t>Incohérence! Mamadou Coulibaly est agriculteur mais dit avoir bénéficié de congé de maladie, prière de corriger ou de confirmer cette information avec le QG.</w:t>
             </w:r>
           </w:p>
         </w:tc>
@@ -1444,7 +1444,7 @@
                 <w:color w:val="16A34A"/>
                 <w:sz w:val="16"/>
               </w:rPr>
-              <w:t>s00q27, s01q00a, s01q12, s01q13, s02q04, s03q11, s03q12, s01q01</w:t>
+              <w:t>—</w:t>
             </w:r>
           </w:p>
         </w:tc>
@@ -1475,7 +1475,7 @@
                 <w:i w:val="0"/>
                 <w:sz w:val="17"/>
               </w:rPr>
-              <w:t>Incohérence! Mamadou Coulibaly est agriculteur mais dit avoir bénéficié de congé de maladie, prière de corriger ou de confirmer cette information avec le QG.</w:t>
+              <w:t>Incohérence détectée ! Il semble peu probable que Mamadou Coulibaly occupe un emploi secondaire pour l'ETAT/collectivités locales ou dans une entreprise publique/parapublique tout en travaillant moins de 20 jours par mois.</w:t>
             </w:r>
           </w:p>
         </w:tc>
@@ -1565,7 +1565,7 @@
                 <w:i w:val="0"/>
                 <w:sz w:val="17"/>
               </w:rPr>
-              <w:t>Incohérence détectée ! Il semble peu probable que Mamadou Coulibaly occupe un emploi secondaire pour l'ETAT/collectivités locales ou dans une entreprise publique/parapublique tout en travaillant moins de 20 jours par mois.</w:t>
+              <w:t>Incohérence détectée ! Il semble peu probable que Mamadou Coulibaly occupe un emploi secondaire pour l'ETAT/collectivités locales ou dans une entreprise publique/parapublique tout en travaillant moins de  8h par jour.</w:t>
             </w:r>
           </w:p>
         </w:tc>
@@ -1598,7 +1598,7 @@
                 <w:i w:val="0"/>
                 <w:sz w:val="16"/>
               </w:rPr>
-              <w:t>S04</w:t>
+              <w:t>S11</w:t>
               <w:br/>
             </w:r>
             <w:r>
@@ -1608,7 +1608,7 @@
                 <w:color w:val="64748B"/>
                 <w:sz w:val="14"/>
               </w:rPr>
-              <w:t>Emploi</w:t>
+              <w:t>Logement / cadre de vie</w:t>
             </w:r>
           </w:p>
         </w:tc>
@@ -1655,7 +1655,7 @@
                 <w:i w:val="0"/>
                 <w:sz w:val="17"/>
               </w:rPr>
-              <w:t>Incohérence détectée ! Il semble peu probable que Mamadou Coulibaly occupe un emploi secondaire pour l'ETAT/collectivités locales ou dans une entreprise publique/parapublique tout en travaillant moins de  8h par jour.</w:t>
+              <w:t>Incoherence!! Le ménage a depensé .</w:t>
             </w:r>
           </w:p>
         </w:tc>
@@ -1714,7 +1714,7 @@
                 <w:color w:val="16A34A"/>
                 <w:sz w:val="16"/>
               </w:rPr>
-              <w:t>—</w:t>
+              <w:t>s01q29, s01q31, s04q24, s00q04, s11q21, s09fq03, s09fq011</w:t>
             </w:r>
           </w:p>
         </w:tc>
@@ -1745,7 +1745,7 @@
                 <w:i w:val="0"/>
                 <w:sz w:val="17"/>
               </w:rPr>
-              <w:t>Incoherence!! Le ménage a depensé .</w:t>
+              <w:t>FCFA dans Frais de connexion au réseau de distribution d'eau mais dit ne pas être connecté à un réseau d'eau courante, prière de corriger cette incoherenceAttention!!! Les ménages vivants dans un(e) Case à KEDOUGOU Rural ont généralement comme principal matériau de construction le/la Paille, Banco, motte de terre, mais celui du ménage de Mamadou Coulibaly (Autre (à préciser)) diffère de celui-ci.</w:t>
             </w:r>
           </w:p>
         </w:tc>
@@ -1778,7 +1778,7 @@
                 <w:i w:val="0"/>
                 <w:sz w:val="16"/>
               </w:rPr>
-              <w:t>S11</w:t>
+              <w:t>S16</w:t>
               <w:br/>
             </w:r>
             <w:r>
@@ -1788,7 +1788,7 @@
                 <w:color w:val="64748B"/>
                 <w:sz w:val="14"/>
               </w:rPr>
-              <w:t>Logement / cadre de vie</w:t>
+              <w:t>Agriculture</w:t>
             </w:r>
           </w:p>
         </w:tc>
@@ -1804,7 +1804,7 @@
                 <w:color w:val="16A34A"/>
                 <w:sz w:val="16"/>
               </w:rPr>
-              <w:t>s01q29, s01q31, s04q24, s00q04, s11q21, s09fq03, s09fq011</w:t>
+              <w:t>s00q07a, s00q08, s00q10, s00q13_0, s00q15_0, s00q17_0, s00q23a, s00q23b</w:t>
             </w:r>
           </w:p>
         </w:tc>
@@ -1835,7 +1835,7 @@
                 <w:i w:val="0"/>
                 <w:sz w:val="17"/>
               </w:rPr>
-              <w:t>FCFA dans Frais de connexion au réseau de distribution d'eau mais dit ne pas être connecté à un réseau d'eau courante, prière de corriger cette incoherenceAttention!!! Les ménages vivants dans un(e) Case à KEDOUGOU Rural ont généralement comme principal matériau de construction le/la Paille, Banco, motte de terre, mais celui du ménage de Mamadou Coulibaly (Autre (à préciser)) diffère de celui-ci.</w:t>
+              <w:t>La somme des quantités consommées (9 kg), des quantités offertes (0 kg),  des quantités vendus (0 kg) et des quantités en stock (0 kg) depasse la quantité totale (1 kg) que le ménage a eu après la recolte de Maïs , prière de corriger cette incoherence.</w:t>
             </w:r>
           </w:p>
         </w:tc>
@@ -1850,10 +1850,10 @@
               <w:rPr>
                 <w:b/>
                 <w:i w:val="0"/>
-                <w:color w:val="DC2626"/>
-                <w:sz w:val="16"/>
-              </w:rPr>
-              <w:t>Haute</w:t>
+                <w:color w:val="EA580C"/>
+                <w:sz w:val="16"/>
+              </w:rPr>
+              <w:t>Moyenne</w:t>
             </w:r>
           </w:p>
         </w:tc>
@@ -1868,7 +1868,7 @@
                 <w:i w:val="0"/>
                 <w:sz w:val="16"/>
               </w:rPr>
-              <w:t>S16</w:t>
+              <w:t>S00</w:t>
               <w:br/>
             </w:r>
             <w:r>
@@ -1878,7 +1878,7 @@
                 <w:color w:val="64748B"/>
                 <w:sz w:val="14"/>
               </w:rPr>
-              <w:t>Agriculture</w:t>
+              <w:t>Identification</w:t>
             </w:r>
           </w:p>
         </w:tc>
@@ -1894,7 +1894,7 @@
                 <w:color w:val="16A34A"/>
                 <w:sz w:val="16"/>
               </w:rPr>
-              <w:t>s00q07a, s00q08, s00q10, s00q13_0, s00q15_0, s00q17_0, s00q23a, s00q23b</w:t>
+              <w:t>—</w:t>
             </w:r>
           </w:p>
         </w:tc>
@@ -1925,7 +1925,7 @@
                 <w:i w:val="0"/>
                 <w:sz w:val="17"/>
               </w:rPr>
-              <w:t>La somme des quantités consommées (9 kg), des quantités offertes (0 kg),  des quantités vendus (0 kg) et des quantités en stock (0 kg) depasse la quantité totale (1 kg) que le ménage a eu après la recolte de Maïs , prière de corriger cette incoherence.</w:t>
+              <w:t>L'adresse ou la localisation du ménage doit être bien renseignée, ne doit pas contenir des numéros de téléphone et elle semble courte pour être une adresse.</w:t>
             </w:r>
           </w:p>
         </w:tc>
@@ -2015,7 +2015,7 @@
                 <w:i w:val="0"/>
                 <w:sz w:val="17"/>
               </w:rPr>
-              <w:t>L'adresse ou la localisation du ménage doit être bien renseignée, ne doit pas contenir des numéros de téléphone et elle semble courte pour être une adresse.</w:t>
+              <w:t>Prière de renseigner la bonne adresse.Attention! Il manque des informations non renseignées dans la section 0, prière de regarder toutes les autres informations dans l'identification du ménage (IDENTIFICATION ET RENSEIGNEMENTS DE CONTROLE) ou dans OBSERVATIONS pour pouvoir renseigné toutes les questions liées au ménage.</w:t>
             </w:r>
           </w:p>
         </w:tc>
@@ -2048,7 +2048,7 @@
                 <w:i w:val="0"/>
                 <w:sz w:val="16"/>
               </w:rPr>
-              <w:t>S00</w:t>
+              <w:t>S01</w:t>
               <w:br/>
             </w:r>
             <w:r>
@@ -2058,7 +2058,7 @@
                 <w:color w:val="64748B"/>
                 <w:sz w:val="14"/>
               </w:rPr>
-              <w:t>Identification</w:t>
+              <w:t>Démographie</w:t>
             </w:r>
           </w:p>
         </w:tc>
@@ -2074,7 +2074,7 @@
                 <w:color w:val="16A34A"/>
                 <w:sz w:val="16"/>
               </w:rPr>
-              <w:t>—</w:t>
+              <w:t>s01q41a, s01q00b</w:t>
             </w:r>
           </w:p>
         </w:tc>
@@ -2105,7 +2105,7 @@
                 <w:i w:val="0"/>
                 <w:sz w:val="17"/>
               </w:rPr>
-              <w:t>Prière de renseigner la bonne adresse.Attention! Il manque des informations non renseignées dans la section 0, prière de regarder toutes les autres informations dans l'identification du ménage (IDENTIFICATION ET RENSEIGNEMENTS DE CONTROLE) ou dans OBSERVATIONS pour pouvoir renseigné toutes les questions liées au ménage.</w:t>
+              <w:t>Attention ! Le montant (5000 Fcfa) dépensé ou reçu en cadeau pour les recharges internet ou de forfaits de données mobiles(hors appels vocaux), aucours des 30 derniers jours de  Mamadou Coulibaly est relativement élevé par rapport aux autres montants depansés observés dans cette zone.</w:t>
             </w:r>
           </w:p>
         </w:tc>
@@ -2164,7 +2164,7 @@
                 <w:color w:val="16A34A"/>
                 <w:sz w:val="16"/>
               </w:rPr>
-              <w:t>s01q41a, s01q00b</w:t>
+              <w:t>—</w:t>
             </w:r>
           </w:p>
         </w:tc>
@@ -2195,7 +2195,7 @@
                 <w:i w:val="0"/>
                 <w:sz w:val="17"/>
               </w:rPr>
-              <w:t>Attention ! Le montant (5000 Fcfa) dépensé ou reçu en cadeau pour les recharges internet ou de forfaits de données mobiles(hors appels vocaux), aucours des 30 derniers jours de  Mamadou Coulibaly est relativement élevé par rapport aux autres montants depansés observés dans cette zone.</w:t>
+              <w:t>Prière de corriger ou de confirmer avec le QG.</w:t>
             </w:r>
           </w:p>
         </w:tc>
@@ -2285,7 +2285,7 @@
                 <w:i w:val="0"/>
                 <w:sz w:val="17"/>
               </w:rPr>
-              <w:t>Prière de corriger ou de confirmer avec le QG.</w:t>
+              <w:t>Prière de verifier l'information donnée par Houdy Coulibaly ou corriger au niveau de la section 1.</w:t>
             </w:r>
           </w:p>
         </w:tc>
@@ -2375,7 +2375,7 @@
                 <w:i w:val="0"/>
                 <w:sz w:val="17"/>
               </w:rPr>
-              <w:t>Prière de verifier l'information donnée par Houdy Coulibaly ou corriger au niveau de la section 1.</w:t>
+              <w:t>Dans le cas contraire rassurez vous que c'est bien son fils/fille biologique.</w:t>
             </w:r>
           </w:p>
         </w:tc>
@@ -2465,7 +2465,7 @@
                 <w:i w:val="0"/>
                 <w:sz w:val="17"/>
               </w:rPr>
-              <w:t>Dans le cas contraire rassurez vous que c'est bien son fils/fille biologique.</w:t>
+              <w:t>Prière de verifier l'information donnée par Karime Coulibaly ou corriger au niveau de la section 1.</w:t>
             </w:r>
           </w:p>
         </w:tc>
@@ -2555,457 +2555,7 @@
                 <w:i w:val="0"/>
                 <w:sz w:val="17"/>
               </w:rPr>
-              <w:t>Prière de verifier l'information donnée par Karime Coulibaly ou corriger au niveau de la section 1.</w:t>
-            </w:r>
-          </w:p>
-        </w:tc>
-      </w:tr>
-      <w:tr>
-        <w:tc>
-          <w:tcPr>
-            <w:tcW w:type="dxa" w:w="964"/>
-          </w:tcPr>
-          <w:p>
-            <w:r>
-              <w:rPr>
-                <w:b/>
-                <w:i w:val="0"/>
-                <w:color w:val="EA580C"/>
-                <w:sz w:val="16"/>
-              </w:rPr>
-              <w:t>Moyenne</w:t>
-            </w:r>
-          </w:p>
-        </w:tc>
-        <w:tc>
-          <w:tcPr>
-            <w:tcW w:type="dxa" w:w="1247"/>
-          </w:tcPr>
-          <w:p>
-            <w:r>
-              <w:rPr>
-                <w:b/>
-                <w:i w:val="0"/>
-                <w:sz w:val="16"/>
-              </w:rPr>
-              <w:t>S01</w:t>
-              <w:br/>
-            </w:r>
-            <w:r>
-              <w:rPr>
-                <w:b w:val="0"/>
-                <w:i w:val="0"/>
-                <w:color w:val="64748B"/>
-                <w:sz w:val="14"/>
-              </w:rPr>
-              <w:t>Démographie</w:t>
-            </w:r>
-          </w:p>
-        </w:tc>
-        <w:tc>
-          <w:tcPr>
-            <w:tcW w:type="dxa" w:w="1531"/>
-          </w:tcPr>
-          <w:p>
-            <w:r>
-              <w:rPr>
-                <w:b/>
-                <w:i w:val="0"/>
-                <w:color w:val="16A34A"/>
-                <w:sz w:val="16"/>
-              </w:rPr>
-              <w:t>—</w:t>
-            </w:r>
-          </w:p>
-        </w:tc>
-        <w:tc>
-          <w:tcPr>
-            <w:tcW w:type="dxa" w:w="1191"/>
-          </w:tcPr>
-          <w:p>
-            <w:r>
-              <w:rPr>
-                <w:b w:val="0"/>
-                <w:i w:val="0"/>
-                <w:color w:val="64748B"/>
-                <w:sz w:val="16"/>
-              </w:rPr>
-              <w:t>GT-CQ</w:t>
-            </w:r>
-          </w:p>
-        </w:tc>
-        <w:tc>
-          <w:tcPr>
-            <w:tcW w:type="dxa" w:w="4706"/>
-          </w:tcPr>
-          <w:p>
-            <w:r>
-              <w:rPr>
-                <w:b w:val="0"/>
-                <w:i w:val="0"/>
-                <w:sz w:val="17"/>
-              </w:rPr>
               <w:t>Prière de verifier l'information donnée par Mariama Coulibaly ou corriger au niveau de la section 1.</w:t>
-            </w:r>
-          </w:p>
-        </w:tc>
-      </w:tr>
-      <w:tr>
-        <w:tc>
-          <w:tcPr>
-            <w:tcW w:type="dxa" w:w="964"/>
-          </w:tcPr>
-          <w:p>
-            <w:r>
-              <w:rPr>
-                <w:b/>
-                <w:i w:val="0"/>
-                <w:color w:val="EA580C"/>
-                <w:sz w:val="16"/>
-              </w:rPr>
-              <w:t>Moyenne</w:t>
-            </w:r>
-          </w:p>
-        </w:tc>
-        <w:tc>
-          <w:tcPr>
-            <w:tcW w:type="dxa" w:w="1247"/>
-          </w:tcPr>
-          <w:p>
-            <w:r>
-              <w:rPr>
-                <w:b/>
-                <w:i w:val="0"/>
-                <w:sz w:val="16"/>
-              </w:rPr>
-              <w:t>S02</w:t>
-              <w:br/>
-            </w:r>
-            <w:r>
-              <w:rPr>
-                <w:b w:val="0"/>
-                <w:i w:val="0"/>
-                <w:color w:val="64748B"/>
-                <w:sz w:val="14"/>
-              </w:rPr>
-              <w:t>Éducation</w:t>
-            </w:r>
-          </w:p>
-        </w:tc>
-        <w:tc>
-          <w:tcPr>
-            <w:tcW w:type="dxa" w:w="1531"/>
-          </w:tcPr>
-          <w:p>
-            <w:r>
-              <w:rPr>
-                <w:b/>
-                <w:i w:val="0"/>
-                <w:color w:val="16A34A"/>
-                <w:sz w:val="16"/>
-              </w:rPr>
-              <w:t>—</w:t>
-            </w:r>
-          </w:p>
-        </w:tc>
-        <w:tc>
-          <w:tcPr>
-            <w:tcW w:type="dxa" w:w="1191"/>
-          </w:tcPr>
-          <w:p>
-            <w:r>
-              <w:rPr>
-                <w:b w:val="0"/>
-                <w:i w:val="0"/>
-                <w:color w:val="64748B"/>
-                <w:sz w:val="16"/>
-              </w:rPr>
-              <w:t>GT-CQ</w:t>
-            </w:r>
-          </w:p>
-        </w:tc>
-        <w:tc>
-          <w:tcPr>
-            <w:tcW w:type="dxa" w:w="4706"/>
-          </w:tcPr>
-          <w:p>
-            <w:r>
-              <w:rPr>
-                <w:b w:val="0"/>
-                <w:i w:val="0"/>
-                <w:sz w:val="17"/>
-              </w:rPr>
-              <w:t>veuillez, s'il vous plait, confirmer les frais de scolarité ( 500 FCFA) payée de Houdy Coulibaly avec le QG ou apporter les corrections nécessaires.</w:t>
-            </w:r>
-          </w:p>
-        </w:tc>
-      </w:tr>
-      <w:tr>
-        <w:tc>
-          <w:tcPr>
-            <w:tcW w:type="dxa" w:w="964"/>
-          </w:tcPr>
-          <w:p>
-            <w:r>
-              <w:rPr>
-                <w:b/>
-                <w:i w:val="0"/>
-                <w:color w:val="EA580C"/>
-                <w:sz w:val="16"/>
-              </w:rPr>
-              <w:t>Moyenne</w:t>
-            </w:r>
-          </w:p>
-        </w:tc>
-        <w:tc>
-          <w:tcPr>
-            <w:tcW w:type="dxa" w:w="1247"/>
-          </w:tcPr>
-          <w:p>
-            <w:r>
-              <w:rPr>
-                <w:b/>
-                <w:i w:val="0"/>
-                <w:sz w:val="16"/>
-              </w:rPr>
-              <w:t>S02</w:t>
-              <w:br/>
-            </w:r>
-            <w:r>
-              <w:rPr>
-                <w:b w:val="0"/>
-                <w:i w:val="0"/>
-                <w:color w:val="64748B"/>
-                <w:sz w:val="14"/>
-              </w:rPr>
-              <w:t>Éducation</w:t>
-            </w:r>
-          </w:p>
-        </w:tc>
-        <w:tc>
-          <w:tcPr>
-            <w:tcW w:type="dxa" w:w="1531"/>
-          </w:tcPr>
-          <w:p>
-            <w:r>
-              <w:rPr>
-                <w:b/>
-                <w:i w:val="0"/>
-                <w:color w:val="16A34A"/>
-                <w:sz w:val="16"/>
-              </w:rPr>
-              <w:t>—</w:t>
-            </w:r>
-          </w:p>
-        </w:tc>
-        <w:tc>
-          <w:tcPr>
-            <w:tcW w:type="dxa" w:w="1191"/>
-          </w:tcPr>
-          <w:p>
-            <w:r>
-              <w:rPr>
-                <w:b w:val="0"/>
-                <w:i w:val="0"/>
-                <w:color w:val="64748B"/>
-                <w:sz w:val="16"/>
-              </w:rPr>
-              <w:t>GT-CQ</w:t>
-            </w:r>
-          </w:p>
-        </w:tc>
-        <w:tc>
-          <w:tcPr>
-            <w:tcW w:type="dxa" w:w="4706"/>
-          </w:tcPr>
-          <w:p>
-            <w:r>
-              <w:rPr>
-                <w:b w:val="0"/>
-                <w:i w:val="0"/>
-                <w:sz w:val="17"/>
-              </w:rPr>
-              <w:t>veuillez, s'il vous plait, confirmer les frais de scolarité ( 7500 FCFA) payée de Alpha Omar Diallo avec le QG ou apporter les corrections nécessaires.</w:t>
-            </w:r>
-          </w:p>
-        </w:tc>
-      </w:tr>
-      <w:tr>
-        <w:tc>
-          <w:tcPr>
-            <w:tcW w:type="dxa" w:w="964"/>
-          </w:tcPr>
-          <w:p>
-            <w:r>
-              <w:rPr>
-                <w:b/>
-                <w:i w:val="0"/>
-                <w:color w:val="EA580C"/>
-                <w:sz w:val="16"/>
-              </w:rPr>
-              <w:t>Moyenne</w:t>
-            </w:r>
-          </w:p>
-        </w:tc>
-        <w:tc>
-          <w:tcPr>
-            <w:tcW w:type="dxa" w:w="1247"/>
-          </w:tcPr>
-          <w:p>
-            <w:r>
-              <w:rPr>
-                <w:b/>
-                <w:i w:val="0"/>
-                <w:sz w:val="16"/>
-              </w:rPr>
-              <w:t>S02</w:t>
-              <w:br/>
-            </w:r>
-            <w:r>
-              <w:rPr>
-                <w:b w:val="0"/>
-                <w:i w:val="0"/>
-                <w:color w:val="64748B"/>
-                <w:sz w:val="14"/>
-              </w:rPr>
-              <w:t>Éducation</w:t>
-            </w:r>
-          </w:p>
-        </w:tc>
-        <w:tc>
-          <w:tcPr>
-            <w:tcW w:type="dxa" w:w="1531"/>
-          </w:tcPr>
-          <w:p>
-            <w:r>
-              <w:rPr>
-                <w:b/>
-                <w:i w:val="0"/>
-                <w:color w:val="16A34A"/>
-                <w:sz w:val="16"/>
-              </w:rPr>
-              <w:t>—</w:t>
-            </w:r>
-          </w:p>
-        </w:tc>
-        <w:tc>
-          <w:tcPr>
-            <w:tcW w:type="dxa" w:w="1191"/>
-          </w:tcPr>
-          <w:p>
-            <w:r>
-              <w:rPr>
-                <w:b w:val="0"/>
-                <w:i w:val="0"/>
-                <w:color w:val="64748B"/>
-                <w:sz w:val="16"/>
-              </w:rPr>
-              <w:t>GT-CQ</w:t>
-            </w:r>
-          </w:p>
-        </w:tc>
-        <w:tc>
-          <w:tcPr>
-            <w:tcW w:type="dxa" w:w="4706"/>
-          </w:tcPr>
-          <w:p>
-            <w:r>
-              <w:rPr>
-                <w:b w:val="0"/>
-                <w:i w:val="0"/>
-                <w:sz w:val="17"/>
-              </w:rPr>
-              <w:t>veuillez, s'il vous plait, confirmer les frais de scolarité ( 7500 FCFA) payée de Aïssatou Cissokho avec le QG ou apporter les corrections nécessaires.</w:t>
-            </w:r>
-          </w:p>
-        </w:tc>
-      </w:tr>
-      <w:tr>
-        <w:tc>
-          <w:tcPr>
-            <w:tcW w:type="dxa" w:w="964"/>
-          </w:tcPr>
-          <w:p>
-            <w:r>
-              <w:rPr>
-                <w:b/>
-                <w:i w:val="0"/>
-                <w:color w:val="EA580C"/>
-                <w:sz w:val="16"/>
-              </w:rPr>
-              <w:t>Moyenne</w:t>
-            </w:r>
-          </w:p>
-        </w:tc>
-        <w:tc>
-          <w:tcPr>
-            <w:tcW w:type="dxa" w:w="1247"/>
-          </w:tcPr>
-          <w:p>
-            <w:r>
-              <w:rPr>
-                <w:b/>
-                <w:i w:val="0"/>
-                <w:sz w:val="16"/>
-              </w:rPr>
-              <w:t>S02</w:t>
-              <w:br/>
-            </w:r>
-            <w:r>
-              <w:rPr>
-                <w:b w:val="0"/>
-                <w:i w:val="0"/>
-                <w:color w:val="64748B"/>
-                <w:sz w:val="14"/>
-              </w:rPr>
-              <w:t>Éducation</w:t>
-            </w:r>
-          </w:p>
-        </w:tc>
-        <w:tc>
-          <w:tcPr>
-            <w:tcW w:type="dxa" w:w="1531"/>
-          </w:tcPr>
-          <w:p>
-            <w:r>
-              <w:rPr>
-                <w:b/>
-                <w:i w:val="0"/>
-                <w:color w:val="16A34A"/>
-                <w:sz w:val="16"/>
-              </w:rPr>
-              <w:t>—</w:t>
-            </w:r>
-          </w:p>
-        </w:tc>
-        <w:tc>
-          <w:tcPr>
-            <w:tcW w:type="dxa" w:w="1191"/>
-          </w:tcPr>
-          <w:p>
-            <w:r>
-              <w:rPr>
-                <w:b w:val="0"/>
-                <w:i w:val="0"/>
-                <w:color w:val="64748B"/>
-                <w:sz w:val="16"/>
-              </w:rPr>
-              <w:t>GT-CQ</w:t>
-            </w:r>
-          </w:p>
-        </w:tc>
-        <w:tc>
-          <w:tcPr>
-            <w:tcW w:type="dxa" w:w="4706"/>
-          </w:tcPr>
-          <w:p>
-            <w:r>
-              <w:rPr>
-                <w:b w:val="0"/>
-                <w:i w:val="0"/>
-                <w:sz w:val="17"/>
-              </w:rPr>
-              <w:t>veuillez, s'il vous plait, confirmer les frais de scolarité ( 7500 FCFA) payée de Karime Coulibaly avec le QG ou apporter les corrections nécessaires.</w:t>
             </w:r>
           </w:p>
         </w:tc>
